--- a/docs/[BI 분석가 과정] 작업기록_260914_최은혜.docx
+++ b/docs/[BI 분석가 과정] 작업기록_260914_최은혜.docx
@@ -50,7 +50,7 @@
           <w:b w:val="0"/>
           <w:sz w:val="20"/>
         </w:rPr>
-        <w:t>1. 통합 분석 Dataset 구축 — 게임물·영상물 240,290행 35열, 2007~2026</w:t>
+        <w:t>1. 통합 분석 Dataset 구축 — 게임물·영상물 240,290행 35열(2007~2026)</w:t>
       </w:r>
     </w:p>
     <w:p>
@@ -63,7 +63,7 @@
           <w:b w:val="0"/>
           <w:sz w:val="20"/>
         </w:rPr>
-        <w:t>2. 내용정보 통합 규칙 확정 — 이름이 같은 4개만 합치고 영상물 단계값은 원값과 함께 보관</w:t>
+        <w:t>2. 내용정보 통합 규칙 확정 — 명칭이 동일한 4개 항목만 통합, 영상물 단계값은 원값 병기</w:t>
       </w:r>
     </w:p>
     <w:p>
@@ -102,7 +102,7 @@
           <w:b w:val="0"/>
           <w:sz w:val="20"/>
         </w:rPr>
-        <w:t>5. 인사이트 리포트에 산출물 정리 절 추가 — 5종을 표로 묶고 서로 연결</w:t>
+        <w:t>5. 인사이트 리포트에 산출물 목록 절 추가 — 5종을 표로 정리하고 상호 연결</w:t>
       </w:r>
     </w:p>
     <w:p>
@@ -128,7 +128,7 @@
           <w:b w:val="0"/>
           <w:sz w:val="20"/>
         </w:rPr>
-        <w:t>7. PRD v1.7 개정 — 화면·필터·산출물·일정을 실제 구현에 맞춰 정정</w:t>
+        <w:t>7. PRD v1.7 개정 — 화면·필터·산출물·일정을 실제 구현에 맞춰 정정 및 문체 통일</w:t>
       </w:r>
     </w:p>
     <w:p>
@@ -231,7 +231,7 @@
                 <w:rFonts w:ascii="맑은 고딕" w:hAnsi="맑은 고딕" w:eastAsia="맑은 고딕"/>
                 <w:sz w:val="19"/>
               </w:rPr>
-              <w:t>청소년이용불가를 만드는 것은 폭력성이 아니라 사행성 — 사행성 단독 97.1%</w:t>
+              <w:t>청소년이용불가를 결정하는 요인은 폭력성이 아니라 사행성(단독 보유 97.1%)</w:t>
             </w:r>
           </w:p>
         </w:tc>
@@ -269,7 +269,7 @@
                 <w:rFonts w:ascii="맑은 고딕" w:hAnsi="맑은 고딕" w:eastAsia="맑은 고딕"/>
                 <w:sz w:val="19"/>
               </w:rPr>
-              <w:t>청소년관람불가 43.7% 중 대부분이 성인물 — 성인물을 빼면 10.7%</w:t>
+              <w:t>청소년관람불가 43.7%의 대부분이 성인물이며, 제외 시 10.7%</w:t>
             </w:r>
           </w:p>
         </w:tc>
@@ -307,7 +307,7 @@
                 <w:rFonts w:ascii="맑은 고딕" w:hAnsi="맑은 고딕" w:eastAsia="맑은 고딕"/>
                 <w:sz w:val="19"/>
               </w:rPr>
-              <w:t>청소년이용불가 83건은 사업자가 매긴 것이 아니라 사후 조정의 흔적</w:t>
+              <w:t>청소년이용불가 83건은 사업자 부여분이 아니라 사후 등급 조정의 결과</w:t>
             </w:r>
           </w:p>
         </w:tc>
@@ -345,7 +345,7 @@
                 <w:rFonts w:ascii="맑은 고딕" w:hAnsi="맑은 고딕" w:eastAsia="맑은 고딕"/>
                 <w:sz w:val="19"/>
               </w:rPr>
-              <w:t>비교 가능한 10개 조합 전부 게임물이 더 엄함(평균 15.1%p) — 3단계 기준</w:t>
+              <w:t>비교 가능한 10개 조합 전부에서 게임물의 제한 비율이 높음(평균 15.1%p, 3단계 기준)</w:t>
             </w:r>
           </w:p>
         </w:tc>
@@ -383,7 +383,7 @@
                 <w:rFonts w:ascii="맑은 고딕" w:hAnsi="맑은 고딕" w:eastAsia="맑은 고딕"/>
                 <w:sz w:val="19"/>
               </w:rPr>
-              <w:t>통합본은 거를 건을 지우지 않고 표시만 함 — 무엇을 거를지는 분석마다 다름</w:t>
+              <w:t>통합본은 제외 대상 건을 삭제하지 않고 표시만 함(제외 기준은 분석 목적에 따라 상이)</w:t>
             </w:r>
           </w:p>
         </w:tc>
@@ -720,7 +720,7 @@
           <w:rFonts w:ascii="맑은 고딕" w:hAnsi="맑은 고딕" w:eastAsia="맑은 고딕"/>
           <w:sz w:val="20"/>
         </w:rPr>
-        <w:t>매체 비교 결론은 영상물을 3단계에서 자른 위에서만 성립 — 자르는 지점을 데이터가 정해주지 않음</w:t>
+        <w:t>매체 비교 결론은 영상물의 3단계 절단 기준을 전제로 성립하며, 해당 기준은 데이터로 도출되지 않음</w:t>
       </w:r>
     </w:p>
     <w:p>
@@ -734,7 +734,7 @@
           <w:rFonts w:ascii="맑은 고딕" w:hAnsi="맑은 고딕" w:eastAsia="맑은 고딕"/>
           <w:sz w:val="20"/>
         </w:rPr>
-        <w:t>무료 요금제라 한동안 쓰지 않으면 배포된 앱이 잠듦 — 시연 전에 미리 열어 깨워둘 것</w:t>
+        <w:t>무료 요금제 특성상 미사용 시 앱이 대기 상태로 전환되므로, 시연 전 사전 구동 필요</w:t>
       </w:r>
     </w:p>
     <w:p>
@@ -748,7 +748,7 @@
           <w:rFonts w:ascii="맑은 고딕" w:hAnsi="맑은 고딕" w:eastAsia="맑은 고딕"/>
           <w:sz w:val="20"/>
         </w:rPr>
-        <w:t>통합본 CSV 는 59MB 라 저장소에서 제외 — 스크립트로 다시 만들거나 공유 폴더에서 받을 것</w:t>
+        <w:t>통합본 CSV(59MB)는 저장소에서 제외하였으므로 스크립트로 재생성하거나 공유 폴더에서 확보 필요</w:t>
       </w:r>
     </w:p>
     <w:sectPr>

--- a/docs/[BI 분석가 과정] 작업기록_260914_최은혜.docx
+++ b/docs/[BI 분석가 과정] 작업기록_260914_최은혜.docx
@@ -50,7 +50,7 @@
           <w:b w:val="0"/>
           <w:sz w:val="20"/>
         </w:rPr>
-        <w:t>1. 통합 분석 Dataset 구축 — 게임물·영상물 240,290행 35열(2007~2026)</w:t>
+        <w:t>1. 통합 분석 Dataset 구축: 게임물·영상물 240,290행 35열(2007~2026)</w:t>
       </w:r>
     </w:p>
     <w:p>
@@ -63,7 +63,7 @@
           <w:b w:val="0"/>
           <w:sz w:val="20"/>
         </w:rPr>
-        <w:t>2. 내용정보 통합 규칙 확정 — 명칭이 동일한 4개 항목만 통합, 영상물 단계값은 원값 병기</w:t>
+        <w:t>2. 내용정보 통합 규칙 확정: 명칭이 동일한 4개 항목만 통합, 영상물 단계값은 원값 병기</w:t>
       </w:r>
     </w:p>
     <w:p>
@@ -76,7 +76,7 @@
           <w:b w:val="0"/>
           <w:sz w:val="20"/>
         </w:rPr>
-        <w:t>3. 통합본 데이터 사전 작성 — 열 정의·통합 규칙·비교 가능 범위 명시</w:t>
+        <w:t>3. 통합본 데이터 사전 작성: 열 정의·통합 규칙·비교 가능 범위 명시</w:t>
       </w:r>
     </w:p>
     <w:p>
@@ -89,7 +89,7 @@
           <w:b w:val="0"/>
           <w:sz w:val="20"/>
         </w:rPr>
-        <w:t>4. 청소년 이용 제한 콘텐츠 특성 분석 — 규모·추이·분포·항목·조합·자체등급분류 6개 절</w:t>
+        <w:t>4. 청소년 이용 제한 콘텐츠 특성 분석: 규모·추이·분포·항목·조합·자체등급분류 6개 절</w:t>
       </w:r>
     </w:p>
     <w:p>
@@ -102,7 +102,7 @@
           <w:b w:val="0"/>
           <w:sz w:val="20"/>
         </w:rPr>
-        <w:t>5. 인사이트 리포트에 산출물 목록 절 추가 — 5종을 표로 정리하고 상호 연결</w:t>
+        <w:t>5. 인사이트 리포트에 산출물 목록 절 추가: 5종을 표로 정리하고 상호 연결</w:t>
       </w:r>
     </w:p>
     <w:p>
@@ -115,7 +115,7 @@
           <w:b w:val="0"/>
           <w:sz w:val="20"/>
         </w:rPr>
-        <w:t>6. 대시보드 공개 배포 및 동작 확인 — 6개 화면</w:t>
+        <w:t>6. 대시보드 공개 배포 및 동작 확인: 6개 화면</w:t>
       </w:r>
     </w:p>
     <w:p>
@@ -128,7 +128,7 @@
           <w:b w:val="0"/>
           <w:sz w:val="20"/>
         </w:rPr>
-        <w:t>7. PRD v1.7 개정 — 화면·필터·산출물·일정을 실제 구현에 맞춰 정정 및 문체 통일</w:t>
+        <w:t>7. PRD v1.7 개정: 화면·필터·산출물·일정을 실제 구현에 맞춰 정정 및 문체 통일</w:t>
       </w:r>
     </w:p>
     <w:p>

--- a/docs/[BI 분석가 과정] 작업기록_260914_최은혜.docx
+++ b/docs/[BI 분석가 과정] 작업기록_260914_최은혜.docx
@@ -646,7 +646,7 @@
                 <w:rFonts w:ascii="맑은 고딕" w:hAnsi="맑은 고딕" w:eastAsia="맑은 고딕"/>
                 <w:sz w:val="19"/>
               </w:rPr>
-              <w:t>https://gucc-rating-analysis-260910.streamlit.app/</w:t>
+              <w:t>https://rating-analysis-260910.streamlit.app/</w:t>
             </w:r>
           </w:p>
         </w:tc>
